--- a/tools/incident-response/postmortem-template.docx
+++ b/tools/incident-response/postmortem-template.docx
@@ -206,7 +206,7 @@
           <w:iCs/>
           <w:color w:val="52564F"/>
         </w:rPr>
-        <w:t>This document is blameless. The goal is understanding what happened and how to prevent recurrence, not assigning fault to an individual.</w:t>
+        <w:t>This document is blameless. The goal is understanding what happened and how to prevent recurrence. It does not assign fault to an individual.</w:t>
       </w:r>
     </w:p>
     <w:p>
